--- a/writing/green_foundation_box.docx
+++ b/writing/green_foundation_box.docx
@@ -9,15 +9,15 @@
         <w:jc w:val="both"/>
         <w:rPr>
           <w:rFonts w:ascii="Arial" w:hAnsi="Arial" w:cs="Arial"/>
-          <w:sz w:val="22"/>
-          <w:szCs w:val="22"/>
+          <w:sz w:val="20"/>
+          <w:szCs w:val="20"/>
         </w:rPr>
       </w:pPr>
       <w:r>
         <w:rPr>
           <w:rFonts w:ascii="Arial" w:hAnsi="Arial" w:cs="Arial"/>
-          <w:sz w:val="22"/>
-          <w:szCs w:val="22"/>
+          <w:sz w:val="20"/>
+          <w:szCs w:val="20"/>
         </w:rPr>
         <w:t>1. How does your work advance the field of green chemistry?</w:t>
       </w:r>
@@ -29,57 +29,183 @@
         <w:jc w:val="both"/>
         <w:rPr>
           <w:rFonts w:ascii="Arial" w:hAnsi="Arial" w:cs="Arial"/>
-          <w:sz w:val="22"/>
-          <w:szCs w:val="22"/>
+          <w:sz w:val="20"/>
+          <w:szCs w:val="20"/>
         </w:rPr>
       </w:pPr>
       <w:r>
         <w:rPr>
           <w:rFonts w:ascii="Arial" w:hAnsi="Arial" w:cs="Arial"/>
-          <w:sz w:val="22"/>
-          <w:szCs w:val="22"/>
-        </w:rPr>
-        <w:t>This study quantitatively evaluates the economic, environmental, and safety benefits of a novel one</w:t>
-      </w:r>
-      <w:r>
-        <w:rPr>
-          <w:rFonts w:ascii="Arial" w:hAnsi="Arial" w:cs="Arial"/>
-          <w:sz w:val="22"/>
-          <w:szCs w:val="22"/>
+          <w:sz w:val="20"/>
+          <w:szCs w:val="20"/>
+        </w:rPr>
+        <w:t>W</w:t>
+      </w:r>
+      <w:r>
+        <w:rPr>
+          <w:rFonts w:ascii="Arial" w:hAnsi="Arial" w:cs="Arial"/>
+          <w:sz w:val="20"/>
+          <w:szCs w:val="20"/>
+        </w:rPr>
+        <w:t xml:space="preserve">e </w:t>
+      </w:r>
+      <w:r>
+        <w:rPr>
+          <w:rFonts w:ascii="Arial" w:hAnsi="Arial" w:cs="Arial"/>
+          <w:sz w:val="20"/>
+          <w:szCs w:val="20"/>
+        </w:rPr>
+        <w:t>quantitatively evaluate</w:t>
+      </w:r>
+      <w:r>
+        <w:rPr>
+          <w:rFonts w:ascii="Arial" w:hAnsi="Arial" w:cs="Arial"/>
+          <w:sz w:val="20"/>
+          <w:szCs w:val="20"/>
+        </w:rPr>
+        <w:t xml:space="preserve"> </w:t>
+      </w:r>
+      <w:r>
+        <w:rPr>
+          <w:rFonts w:ascii="Arial" w:hAnsi="Arial" w:cs="Arial"/>
+          <w:sz w:val="20"/>
+          <w:szCs w:val="20"/>
+        </w:rPr>
+        <w:t>the</w:t>
+      </w:r>
+      <w:r>
+        <w:rPr>
+          <w:rFonts w:ascii="Arial" w:hAnsi="Arial" w:cs="Arial"/>
+          <w:sz w:val="20"/>
+          <w:szCs w:val="20"/>
+        </w:rPr>
+        <w:t xml:space="preserve"> one</w:t>
+      </w:r>
+      <w:r>
+        <w:rPr>
+          <w:rFonts w:ascii="Arial" w:hAnsi="Arial" w:cs="Arial"/>
+          <w:sz w:val="20"/>
+          <w:szCs w:val="20"/>
         </w:rPr>
         <w:noBreakHyphen/>
+        <w:t xml:space="preserve">step ammonia </w:t>
+      </w:r>
+      <w:r>
+        <w:rPr>
+          <w:rFonts w:ascii="Arial" w:hAnsi="Arial" w:cs="Arial"/>
+          <w:sz w:val="20"/>
+          <w:szCs w:val="20"/>
+        </w:rPr>
+        <w:t>(NH</w:t>
+      </w:r>
+      <w:r>
+        <w:rPr>
+          <w:rFonts w:ascii="Arial" w:hAnsi="Arial" w:cs="Arial"/>
+          <w:sz w:val="20"/>
+          <w:szCs w:val="20"/>
+          <w:vertAlign w:val="subscript"/>
+        </w:rPr>
+        <w:t>3</w:t>
+      </w:r>
+      <w:r>
+        <w:rPr>
+          <w:rFonts w:ascii="Arial" w:hAnsi="Arial" w:cs="Arial"/>
+          <w:sz w:val="20"/>
+          <w:szCs w:val="20"/>
+        </w:rPr>
+        <w:t xml:space="preserve">) </w:t>
+      </w:r>
+      <w:r>
+        <w:rPr>
+          <w:rFonts w:ascii="Arial" w:hAnsi="Arial" w:cs="Arial"/>
+          <w:sz w:val="20"/>
+          <w:szCs w:val="20"/>
+        </w:rPr>
+        <w:t>oxidation route for nitrous oxide (N</w:t>
+      </w:r>
+      <w:r>
+        <w:rPr>
+          <w:rFonts w:ascii="Arial" w:hAnsi="Arial" w:cs="Arial"/>
+          <w:sz w:val="20"/>
+          <w:szCs w:val="20"/>
+          <w:vertAlign w:val="subscript"/>
+        </w:rPr>
+        <w:t>2</w:t>
+      </w:r>
+      <w:r>
+        <w:rPr>
+          <w:rFonts w:ascii="Arial" w:hAnsi="Arial" w:cs="Arial"/>
+          <w:sz w:val="20"/>
+          <w:szCs w:val="20"/>
+        </w:rPr>
+        <w:t>O) production, compared to the conventional five</w:t>
+      </w:r>
+      <w:r>
+        <w:rPr>
+          <w:rFonts w:ascii="Arial" w:hAnsi="Arial" w:cs="Arial"/>
+          <w:sz w:val="20"/>
+          <w:szCs w:val="20"/>
+        </w:rPr>
+        <w:noBreakHyphen/>
+        <w:t>step ammonium nitrate (NH</w:t>
+      </w:r>
+      <w:r>
+        <w:rPr>
+          <w:rFonts w:ascii="Arial" w:hAnsi="Arial" w:cs="Arial"/>
+          <w:sz w:val="20"/>
+          <w:szCs w:val="20"/>
+          <w:vertAlign w:val="subscript"/>
+        </w:rPr>
+        <w:t>4</w:t>
+      </w:r>
+      <w:r>
+        <w:rPr>
+          <w:rFonts w:ascii="Arial" w:hAnsi="Arial" w:cs="Arial"/>
+          <w:sz w:val="20"/>
+          <w:szCs w:val="20"/>
+        </w:rPr>
+        <w:t>NO</w:t>
+      </w:r>
+      <w:r>
+        <w:rPr>
+          <w:rFonts w:ascii="Arial" w:hAnsi="Arial" w:cs="Arial"/>
+          <w:sz w:val="20"/>
+          <w:szCs w:val="20"/>
+          <w:vertAlign w:val="subscript"/>
+        </w:rPr>
+        <w:t>3</w:t>
+      </w:r>
+      <w:r>
+        <w:rPr>
+          <w:rFonts w:ascii="Arial" w:hAnsi="Arial" w:cs="Arial"/>
+          <w:sz w:val="20"/>
+          <w:szCs w:val="20"/>
+        </w:rPr>
+        <w:t xml:space="preserve">) </w:t>
+      </w:r>
+      <w:r>
+        <w:rPr>
+          <w:rFonts w:ascii="Arial" w:hAnsi="Arial" w:cs="Arial"/>
+          <w:sz w:val="20"/>
+          <w:szCs w:val="20"/>
+        </w:rPr>
+        <w:t>decomposition</w:t>
       </w:r>
       <w:bookmarkStart w:id="0" w:name="_GoBack"/>
       <w:bookmarkEnd w:id="0"/>
       <w:r>
         <w:rPr>
           <w:rFonts w:ascii="Arial" w:hAnsi="Arial" w:cs="Arial"/>
-          <w:sz w:val="22"/>
-          <w:szCs w:val="22"/>
-        </w:rPr>
-        <w:t xml:space="preserve">step </w:t>
-      </w:r>
-      <w:r>
-        <w:rPr>
-          <w:rFonts w:ascii="Arial" w:hAnsi="Arial" w:cs="Arial"/>
-          <w:sz w:val="22"/>
-          <w:szCs w:val="22"/>
-        </w:rPr>
-        <w:t xml:space="preserve">direct </w:t>
-      </w:r>
-      <w:r>
-        <w:rPr>
-          <w:rFonts w:ascii="Arial" w:hAnsi="Arial" w:cs="Arial"/>
-          <w:sz w:val="22"/>
-          <w:szCs w:val="22"/>
-        </w:rPr>
-        <w:t>ammonia oxidation route for nitrous oxide (N</w:t>
-      </w:r>
-      <w:r>
-        <w:rPr>
-          <w:rFonts w:ascii="Arial" w:hAnsi="Arial" w:cs="Arial"/>
-          <w:sz w:val="22"/>
-          <w:szCs w:val="22"/>
+          <w:sz w:val="20"/>
+          <w:szCs w:val="20"/>
+        </w:rPr>
+        <w:t xml:space="preserve"> and hydrogen peroxide (H</w:t>
+      </w:r>
+      <w:r>
+        <w:rPr>
+          <w:rFonts w:ascii="Arial" w:hAnsi="Arial" w:cs="Arial"/>
+          <w:sz w:val="20"/>
+          <w:szCs w:val="20"/>
           <w:vertAlign w:val="subscript"/>
         </w:rPr>
         <w:t>2</w:t>
@@ -87,10 +213,100 @@
       <w:r>
         <w:rPr>
           <w:rFonts w:ascii="Arial" w:hAnsi="Arial" w:cs="Arial"/>
-          <w:sz w:val="22"/>
-          <w:szCs w:val="22"/>
-        </w:rPr>
-        <w:t>O) production, emphasizing its potential as a green oxidant in key industrial applications.</w:t>
+          <w:sz w:val="20"/>
+          <w:szCs w:val="20"/>
+        </w:rPr>
+        <w:t>O</w:t>
+      </w:r>
+      <w:r>
+        <w:rPr>
+          <w:rFonts w:ascii="Arial" w:hAnsi="Arial" w:cs="Arial"/>
+          <w:sz w:val="20"/>
+          <w:szCs w:val="20"/>
+          <w:vertAlign w:val="subscript"/>
+        </w:rPr>
+        <w:t>2</w:t>
+      </w:r>
+      <w:r>
+        <w:rPr>
+          <w:rFonts w:ascii="Arial" w:hAnsi="Arial" w:cs="Arial"/>
+          <w:sz w:val="20"/>
+          <w:szCs w:val="20"/>
+        </w:rPr>
+        <w:t xml:space="preserve">) as an alternative oxidant. Using economic, environmental, and safety </w:t>
+      </w:r>
+      <w:r>
+        <w:rPr>
+          <w:rFonts w:ascii="Arial" w:hAnsi="Arial" w:cs="Arial"/>
+          <w:sz w:val="20"/>
+          <w:szCs w:val="20"/>
+        </w:rPr>
+        <w:t>metrics</w:t>
+      </w:r>
+      <w:r>
+        <w:rPr>
+          <w:rFonts w:ascii="Arial" w:hAnsi="Arial" w:cs="Arial"/>
+          <w:sz w:val="20"/>
+          <w:szCs w:val="20"/>
+        </w:rPr>
+        <w:t xml:space="preserve">, we </w:t>
+      </w:r>
+      <w:r>
+        <w:rPr>
+          <w:rFonts w:ascii="Arial" w:hAnsi="Arial" w:cs="Arial"/>
+          <w:sz w:val="20"/>
+          <w:szCs w:val="20"/>
+        </w:rPr>
+        <w:t>show</w:t>
+      </w:r>
+      <w:r>
+        <w:rPr>
+          <w:rFonts w:ascii="Arial" w:hAnsi="Arial" w:cs="Arial"/>
+          <w:sz w:val="20"/>
+          <w:szCs w:val="20"/>
+        </w:rPr>
+        <w:t xml:space="preserve"> </w:t>
+      </w:r>
+      <w:r>
+        <w:rPr>
+          <w:rFonts w:ascii="Arial" w:hAnsi="Arial" w:cs="Arial"/>
+          <w:sz w:val="20"/>
+          <w:szCs w:val="20"/>
+        </w:rPr>
+        <w:t xml:space="preserve">that </w:t>
+      </w:r>
+      <w:r>
+        <w:rPr>
+          <w:rFonts w:ascii="Arial" w:hAnsi="Arial" w:cs="Arial"/>
+          <w:sz w:val="20"/>
+          <w:szCs w:val="20"/>
+        </w:rPr>
+        <w:t>the one</w:t>
+      </w:r>
+      <w:r>
+        <w:rPr>
+          <w:rFonts w:ascii="Arial" w:hAnsi="Arial" w:cs="Arial"/>
+          <w:sz w:val="20"/>
+          <w:szCs w:val="20"/>
+        </w:rPr>
+        <w:noBreakHyphen/>
+        <w:t xml:space="preserve">step route improves atom economy, enhances safety, and increases energy efficiency, </w:t>
+      </w:r>
+      <w:r>
+        <w:rPr>
+          <w:rFonts w:ascii="Arial" w:hAnsi="Arial" w:cs="Arial"/>
+          <w:sz w:val="20"/>
+          <w:szCs w:val="20"/>
+        </w:rPr>
+        <w:t>aligning</w:t>
+      </w:r>
+      <w:r>
+        <w:rPr>
+          <w:rFonts w:ascii="Arial" w:hAnsi="Arial" w:cs="Arial"/>
+          <w:sz w:val="20"/>
+          <w:szCs w:val="20"/>
+        </w:rPr>
+        <w:t xml:space="preserve"> with key principles of green chemistry.</w:t>
       </w:r>
     </w:p>
     <w:p>
@@ -100,15 +316,15 @@
         <w:jc w:val="both"/>
         <w:rPr>
           <w:rFonts w:ascii="Arial" w:hAnsi="Arial" w:cs="Arial"/>
-          <w:sz w:val="22"/>
-          <w:szCs w:val="22"/>
+          <w:sz w:val="20"/>
+          <w:szCs w:val="20"/>
         </w:rPr>
       </w:pPr>
       <w:r>
         <w:rPr>
           <w:rFonts w:ascii="Arial" w:hAnsi="Arial" w:cs="Arial"/>
-          <w:sz w:val="22"/>
-          <w:szCs w:val="22"/>
+          <w:sz w:val="20"/>
+          <w:szCs w:val="20"/>
         </w:rPr>
         <w:t>2. Please can you describe your specific green chemistry achievement, either quantitatively or qualitatively?</w:t>
       </w:r>
@@ -120,34 +336,358 @@
         <w:jc w:val="both"/>
         <w:rPr>
           <w:rFonts w:ascii="Arial" w:hAnsi="Arial" w:cs="Arial"/>
-          <w:sz w:val="22"/>
-          <w:szCs w:val="22"/>
+          <w:sz w:val="20"/>
+          <w:szCs w:val="20"/>
         </w:rPr>
       </w:pPr>
       <w:r>
         <w:rPr>
           <w:rFonts w:ascii="Arial" w:hAnsi="Arial" w:cs="Arial"/>
-          <w:sz w:val="22"/>
-          <w:szCs w:val="22"/>
-        </w:rPr>
-        <w:t>The direct catalytic oxidation of ammonia for N</w:t>
-      </w:r>
-      <w:r>
-        <w:rPr>
-          <w:rFonts w:ascii="Arial" w:hAnsi="Arial" w:cs="Arial"/>
-          <w:sz w:val="22"/>
-          <w:szCs w:val="22"/>
+          <w:sz w:val="20"/>
+          <w:szCs w:val="20"/>
+        </w:rPr>
+        <w:t xml:space="preserve">We demonstrate </w:t>
+      </w:r>
+      <w:r>
+        <w:rPr>
+          <w:rFonts w:ascii="Arial" w:hAnsi="Arial" w:cs="Arial"/>
+          <w:sz w:val="20"/>
+          <w:szCs w:val="20"/>
+        </w:rPr>
+        <w:t xml:space="preserve">that </w:t>
+      </w:r>
+      <w:r>
+        <w:rPr>
+          <w:rFonts w:ascii="Arial" w:hAnsi="Arial" w:cs="Arial"/>
+          <w:sz w:val="20"/>
+          <w:szCs w:val="20"/>
+        </w:rPr>
+        <w:t>the</w:t>
+      </w:r>
+      <w:r>
+        <w:rPr>
+          <w:rFonts w:ascii="Arial" w:hAnsi="Arial" w:cs="Arial"/>
+          <w:sz w:val="20"/>
+          <w:szCs w:val="20"/>
+        </w:rPr>
+        <w:t xml:space="preserve"> one</w:t>
+      </w:r>
+      <w:r>
+        <w:rPr>
+          <w:rFonts w:ascii="Arial" w:hAnsi="Arial" w:cs="Arial"/>
+          <w:sz w:val="20"/>
+          <w:szCs w:val="20"/>
+        </w:rPr>
+        <w:noBreakHyphen/>
+        <w:t>step NH</w:t>
+      </w:r>
+      <w:r>
+        <w:rPr>
+          <w:rFonts w:ascii="Arial" w:hAnsi="Arial" w:cs="Arial"/>
+          <w:sz w:val="20"/>
+          <w:szCs w:val="20"/>
           <w:vertAlign w:val="subscript"/>
         </w:rPr>
+        <w:t>3</w:t>
+      </w:r>
+      <w:r>
+        <w:rPr>
+          <w:rFonts w:ascii="Arial" w:hAnsi="Arial" w:cs="Arial"/>
+          <w:sz w:val="20"/>
+          <w:szCs w:val="20"/>
+        </w:rPr>
+        <w:t xml:space="preserve"> </w:t>
+      </w:r>
+      <w:r>
+        <w:rPr>
+          <w:rFonts w:ascii="Arial" w:hAnsi="Arial" w:cs="Arial"/>
+          <w:sz w:val="20"/>
+          <w:szCs w:val="20"/>
+        </w:rPr>
+        <w:t xml:space="preserve">oxidation process </w:t>
+      </w:r>
+      <w:r>
+        <w:rPr>
+          <w:rFonts w:ascii="Arial" w:hAnsi="Arial" w:cs="Arial"/>
+          <w:sz w:val="20"/>
+          <w:szCs w:val="20"/>
+        </w:rPr>
+        <w:t>offers</w:t>
+      </w:r>
+      <w:r>
+        <w:rPr>
+          <w:rFonts w:ascii="Arial" w:hAnsi="Arial" w:cs="Arial"/>
+          <w:sz w:val="20"/>
+          <w:szCs w:val="20"/>
+        </w:rPr>
+        <w:t xml:space="preserve"> a safer</w:t>
+      </w:r>
+      <w:r>
+        <w:rPr>
+          <w:rFonts w:ascii="Arial" w:hAnsi="Arial" w:cs="Arial"/>
+          <w:sz w:val="20"/>
+          <w:szCs w:val="20"/>
+        </w:rPr>
+        <w:t xml:space="preserve">, more </w:t>
+      </w:r>
+      <w:r>
+        <w:rPr>
+          <w:rFonts w:ascii="Arial" w:hAnsi="Arial" w:cs="Arial"/>
+          <w:sz w:val="20"/>
+          <w:szCs w:val="20"/>
+        </w:rPr>
+        <w:t>cost</w:t>
+      </w:r>
+      <w:r>
+        <w:rPr>
+          <w:rFonts w:ascii="Arial" w:hAnsi="Arial" w:cs="Arial"/>
+          <w:sz w:val="20"/>
+          <w:szCs w:val="20"/>
+        </w:rPr>
+        <w:noBreakHyphen/>
+        <w:t>effective alternative for N</w:t>
+      </w:r>
+      <w:r>
+        <w:rPr>
+          <w:rFonts w:ascii="Arial" w:hAnsi="Arial" w:cs="Arial"/>
+          <w:sz w:val="20"/>
+          <w:szCs w:val="20"/>
+          <w:vertAlign w:val="subscript"/>
+        </w:rPr>
         <w:t>2</w:t>
       </w:r>
       <w:r>
         <w:rPr>
           <w:rFonts w:ascii="Arial" w:hAnsi="Arial" w:cs="Arial"/>
-          <w:sz w:val="22"/>
-          <w:szCs w:val="22"/>
-        </w:rPr>
-        <w:t>O production achieves reductions of over 20% in both carbon footprint and production costs compared to the conventional ammonium nitrate decomposition route. Additionally, it significantly improves safety metrics by eliminating explosive nitrate salts, establishing a benchmark for safer and more sustainable oxidant production and applications.</w:t>
+          <w:sz w:val="20"/>
+          <w:szCs w:val="20"/>
+        </w:rPr>
+        <w:t>O production</w:t>
+      </w:r>
+      <w:r>
+        <w:rPr>
+          <w:rFonts w:ascii="Arial" w:hAnsi="Arial" w:cs="Arial"/>
+          <w:sz w:val="20"/>
+          <w:szCs w:val="20"/>
+        </w:rPr>
+        <w:t xml:space="preserve"> in comparison to the conventional route</w:t>
+      </w:r>
+      <w:r>
+        <w:rPr>
+          <w:rFonts w:ascii="Arial" w:hAnsi="Arial" w:cs="Arial"/>
+          <w:sz w:val="20"/>
+          <w:szCs w:val="20"/>
+        </w:rPr>
+        <w:t xml:space="preserve">, with potential emissions reductions </w:t>
+      </w:r>
+      <w:r>
+        <w:rPr>
+          <w:rFonts w:ascii="Arial" w:hAnsi="Arial" w:cs="Arial"/>
+          <w:sz w:val="20"/>
+          <w:szCs w:val="20"/>
+        </w:rPr>
+        <w:t xml:space="preserve">using </w:t>
+      </w:r>
+      <w:r>
+        <w:rPr>
+          <w:rFonts w:ascii="Arial" w:hAnsi="Arial" w:cs="Arial"/>
+          <w:sz w:val="20"/>
+          <w:szCs w:val="20"/>
+        </w:rPr>
+        <w:t>green NH</w:t>
+      </w:r>
+      <w:r>
+        <w:rPr>
+          <w:rFonts w:ascii="Arial" w:hAnsi="Arial" w:cs="Arial"/>
+          <w:sz w:val="20"/>
+          <w:szCs w:val="20"/>
+          <w:vertAlign w:val="subscript"/>
+        </w:rPr>
+        <w:t>3</w:t>
+      </w:r>
+      <w:r>
+        <w:rPr>
+          <w:rFonts w:ascii="Arial" w:hAnsi="Arial" w:cs="Arial"/>
+          <w:sz w:val="20"/>
+          <w:szCs w:val="20"/>
+        </w:rPr>
+        <w:t xml:space="preserve"> produced </w:t>
+      </w:r>
+      <w:r>
+        <w:rPr>
+          <w:rFonts w:ascii="Arial" w:hAnsi="Arial" w:cs="Arial"/>
+          <w:i/>
+          <w:sz w:val="20"/>
+          <w:szCs w:val="20"/>
+        </w:rPr>
+        <w:t>via</w:t>
+      </w:r>
+      <w:r>
+        <w:rPr>
+          <w:rFonts w:ascii="Arial" w:hAnsi="Arial" w:cs="Arial"/>
+          <w:sz w:val="20"/>
+          <w:szCs w:val="20"/>
+        </w:rPr>
+        <w:t xml:space="preserve"> electrolytic hydrogen. We also benchmark N</w:t>
+      </w:r>
+      <w:r>
+        <w:rPr>
+          <w:rFonts w:ascii="Arial" w:hAnsi="Arial" w:cs="Arial"/>
+          <w:sz w:val="20"/>
+          <w:szCs w:val="20"/>
+          <w:vertAlign w:val="subscript"/>
+        </w:rPr>
+        <w:t>2</w:t>
+      </w:r>
+      <w:r>
+        <w:rPr>
+          <w:rFonts w:ascii="Arial" w:hAnsi="Arial" w:cs="Arial"/>
+          <w:sz w:val="20"/>
+          <w:szCs w:val="20"/>
+        </w:rPr>
+        <w:t>O against H</w:t>
+      </w:r>
+      <w:r>
+        <w:rPr>
+          <w:rFonts w:ascii="Arial" w:hAnsi="Arial" w:cs="Arial"/>
+          <w:sz w:val="20"/>
+          <w:szCs w:val="20"/>
+          <w:vertAlign w:val="subscript"/>
+        </w:rPr>
+        <w:t>2</w:t>
+      </w:r>
+      <w:r>
+        <w:rPr>
+          <w:rFonts w:ascii="Arial" w:hAnsi="Arial" w:cs="Arial"/>
+          <w:sz w:val="20"/>
+          <w:szCs w:val="20"/>
+        </w:rPr>
+        <w:t>O</w:t>
+      </w:r>
+      <w:r>
+        <w:rPr>
+          <w:rFonts w:ascii="Arial" w:hAnsi="Arial" w:cs="Arial"/>
+          <w:sz w:val="20"/>
+          <w:szCs w:val="20"/>
+          <w:vertAlign w:val="subscript"/>
+        </w:rPr>
+        <w:t>2</w:t>
+      </w:r>
+      <w:r>
+        <w:rPr>
+          <w:rFonts w:ascii="Arial" w:hAnsi="Arial" w:cs="Arial"/>
+          <w:sz w:val="20"/>
+          <w:szCs w:val="20"/>
+        </w:rPr>
+        <w:t>, another mono</w:t>
+      </w:r>
+      <w:r>
+        <w:rPr>
+          <w:rFonts w:ascii="Arial" w:hAnsi="Arial" w:cs="Arial"/>
+          <w:sz w:val="20"/>
+          <w:szCs w:val="20"/>
+        </w:rPr>
+        <w:noBreakHyphen/>
+        <w:t xml:space="preserve">oxygen donor </w:t>
+      </w:r>
+      <w:r>
+        <w:rPr>
+          <w:rFonts w:ascii="Arial" w:hAnsi="Arial" w:cs="Arial"/>
+          <w:sz w:val="20"/>
+          <w:szCs w:val="20"/>
+        </w:rPr>
+        <w:t>with</w:t>
+      </w:r>
+      <w:r>
+        <w:rPr>
+          <w:rFonts w:ascii="Arial" w:hAnsi="Arial" w:cs="Arial"/>
+          <w:sz w:val="20"/>
+          <w:szCs w:val="20"/>
+        </w:rPr>
+        <w:t xml:space="preserve"> benign by</w:t>
+      </w:r>
+      <w:r>
+        <w:rPr>
+          <w:rFonts w:ascii="Arial" w:hAnsi="Arial" w:cs="Arial"/>
+          <w:sz w:val="20"/>
+          <w:szCs w:val="20"/>
+        </w:rPr>
+        <w:noBreakHyphen/>
+        <w:t>products, showing advantages in cost and safety. Lastly, we highlight N</w:t>
+      </w:r>
+      <w:r>
+        <w:rPr>
+          <w:rFonts w:ascii="Arial" w:hAnsi="Arial" w:cs="Arial"/>
+          <w:sz w:val="20"/>
+          <w:szCs w:val="20"/>
+          <w:vertAlign w:val="subscript"/>
+        </w:rPr>
+        <w:t>2</w:t>
+      </w:r>
+      <w:r>
+        <w:rPr>
+          <w:rFonts w:ascii="Arial" w:hAnsi="Arial" w:cs="Arial"/>
+          <w:sz w:val="20"/>
+          <w:szCs w:val="20"/>
+        </w:rPr>
+        <w:t>O</w:t>
+      </w:r>
+      <w:r>
+        <w:rPr>
+          <w:rFonts w:ascii="Arial" w:hAnsi="Arial" w:cs="Arial"/>
+          <w:sz w:val="20"/>
+          <w:szCs w:val="20"/>
+        </w:rPr>
+        <w:t xml:space="preserve">’s </w:t>
+      </w:r>
+      <w:r>
+        <w:rPr>
+          <w:rFonts w:ascii="Arial" w:hAnsi="Arial" w:cs="Arial"/>
+          <w:sz w:val="20"/>
+          <w:szCs w:val="20"/>
+        </w:rPr>
+        <w:t xml:space="preserve">effectiveness </w:t>
+      </w:r>
+      <w:r>
+        <w:rPr>
+          <w:rFonts w:ascii="Arial" w:hAnsi="Arial" w:cs="Arial"/>
+          <w:sz w:val="20"/>
+          <w:szCs w:val="20"/>
+        </w:rPr>
+        <w:t xml:space="preserve">in phenol production </w:t>
+      </w:r>
+      <w:r>
+        <w:rPr>
+          <w:rFonts w:ascii="Arial" w:hAnsi="Arial" w:cs="Arial"/>
+          <w:i/>
+          <w:sz w:val="20"/>
+          <w:szCs w:val="20"/>
+        </w:rPr>
+        <w:t>via</w:t>
+      </w:r>
+      <w:r>
+        <w:rPr>
+          <w:rFonts w:ascii="Arial" w:hAnsi="Arial" w:cs="Arial"/>
+          <w:sz w:val="20"/>
+          <w:szCs w:val="20"/>
+        </w:rPr>
+        <w:t xml:space="preserve"> direct benzene oxidation as a </w:t>
+      </w:r>
+      <w:r>
+        <w:rPr>
+          <w:rFonts w:ascii="Arial" w:hAnsi="Arial" w:cs="Arial"/>
+          <w:sz w:val="20"/>
+          <w:szCs w:val="20"/>
+        </w:rPr>
+        <w:t>promising</w:t>
+      </w:r>
+      <w:r>
+        <w:rPr>
+          <w:rFonts w:ascii="Arial" w:hAnsi="Arial" w:cs="Arial"/>
+          <w:sz w:val="20"/>
+          <w:szCs w:val="20"/>
+        </w:rPr>
+        <w:t xml:space="preserve"> alternative to the cumene process.</w:t>
       </w:r>
     </w:p>
     <w:p>
@@ -157,30 +697,30 @@
         <w:jc w:val="both"/>
         <w:rPr>
           <w:rFonts w:ascii="Arial" w:hAnsi="Arial" w:cs="Arial"/>
-          <w:sz w:val="22"/>
-          <w:szCs w:val="22"/>
+          <w:sz w:val="20"/>
+          <w:szCs w:val="20"/>
         </w:rPr>
       </w:pPr>
       <w:r>
         <w:rPr>
           <w:rFonts w:ascii="Arial" w:hAnsi="Arial" w:cs="Arial"/>
-          <w:sz w:val="22"/>
-          <w:szCs w:val="22"/>
+          <w:sz w:val="20"/>
+          <w:szCs w:val="20"/>
         </w:rPr>
         <w:t>3.</w:t>
       </w:r>
       <w:r>
         <w:rPr>
-          <w:sz w:val="22"/>
-          <w:szCs w:val="22"/>
+          <w:sz w:val="20"/>
+          <w:szCs w:val="20"/>
         </w:rPr>
         <w:t> </w:t>
       </w:r>
       <w:r>
         <w:rPr>
           <w:rFonts w:ascii="Arial" w:hAnsi="Arial" w:cs="Arial"/>
-          <w:sz w:val="22"/>
-          <w:szCs w:val="22"/>
+          <w:sz w:val="20"/>
+          <w:szCs w:val="20"/>
         </w:rPr>
         <w:t>How could your work be made greener and be elevated by further research?</w:t>
       </w:r>
@@ -192,23 +732,39 @@
         <w:jc w:val="both"/>
         <w:rPr>
           <w:rFonts w:ascii="Arial" w:hAnsi="Arial" w:cs="Arial"/>
-          <w:sz w:val="22"/>
-          <w:szCs w:val="22"/>
+          <w:sz w:val="20"/>
+          <w:szCs w:val="20"/>
         </w:rPr>
       </w:pPr>
       <w:r>
         <w:rPr>
           <w:rFonts w:ascii="Arial" w:hAnsi="Arial" w:cs="Arial"/>
-          <w:sz w:val="22"/>
-          <w:szCs w:val="22"/>
-        </w:rPr>
-        <w:t>Future work should investigate broader applications of N</w:t>
-      </w:r>
-      <w:r>
-        <w:rPr>
-          <w:rFonts w:ascii="Arial" w:hAnsi="Arial" w:cs="Arial"/>
-          <w:sz w:val="22"/>
-          <w:szCs w:val="22"/>
+          <w:sz w:val="20"/>
+          <w:szCs w:val="20"/>
+        </w:rPr>
+        <w:t xml:space="preserve">Future work should </w:t>
+      </w:r>
+      <w:r>
+        <w:rPr>
+          <w:rFonts w:ascii="Arial" w:hAnsi="Arial" w:cs="Arial"/>
+          <w:sz w:val="20"/>
+          <w:szCs w:val="20"/>
+        </w:rPr>
+        <w:t>explore</w:t>
+      </w:r>
+      <w:r>
+        <w:rPr>
+          <w:rFonts w:ascii="Arial" w:hAnsi="Arial" w:cs="Arial"/>
+          <w:sz w:val="20"/>
+          <w:szCs w:val="20"/>
+        </w:rPr>
+        <w:t xml:space="preserve"> broader applications of N</w:t>
+      </w:r>
+      <w:r>
+        <w:rPr>
+          <w:rFonts w:ascii="Arial" w:hAnsi="Arial" w:cs="Arial"/>
+          <w:sz w:val="20"/>
+          <w:szCs w:val="20"/>
           <w:vertAlign w:val="subscript"/>
         </w:rPr>
         <w:t>2</w:t>
@@ -216,10 +772,26 @@
       <w:r>
         <w:rPr>
           <w:rFonts w:ascii="Arial" w:hAnsi="Arial" w:cs="Arial"/>
-          <w:sz w:val="22"/>
-          <w:szCs w:val="22"/>
-        </w:rPr>
-        <w:t>O in selective oxidations to assess its potential for enabling new sustainable chemical processes.</w:t>
+          <w:sz w:val="20"/>
+          <w:szCs w:val="20"/>
+        </w:rPr>
+        <w:t xml:space="preserve">O in selective oxidations to assess its potential for enabling </w:t>
+      </w:r>
+      <w:r>
+        <w:rPr>
+          <w:rFonts w:ascii="Arial" w:hAnsi="Arial" w:cs="Arial"/>
+          <w:sz w:val="20"/>
+          <w:szCs w:val="20"/>
+        </w:rPr>
+        <w:t xml:space="preserve">more </w:t>
+      </w:r>
+      <w:r>
+        <w:rPr>
+          <w:rFonts w:ascii="Arial" w:hAnsi="Arial" w:cs="Arial"/>
+          <w:sz w:val="20"/>
+          <w:szCs w:val="20"/>
+        </w:rPr>
+        <w:t>sustainable chemical processes.</w:t>
       </w:r>
     </w:p>
     <w:sectPr>
